--- a/index.docx
+++ b/index.docx
@@ -8,6 +8,22 @@
       </w:pPr>
       <w:r>
         <w:t xml:space="preserve">Checklist: Publish a Quarto Dashboard to GitHub</w:t>
+      </w:r>
+    </w:p>
+    <w:p>
+      <w:pPr>
+        <w:pStyle w:val="Author"/>
+      </w:pPr>
+      <w:r>
+        <w:t xml:space="preserve">Penelope Pooler Eisenbies</w:t>
+      </w:r>
+    </w:p>
+    <w:p>
+      <w:pPr>
+        <w:pStyle w:val="Date"/>
+      </w:pPr>
+      <w:r>
+        <w:t xml:space="preserve">2026-04-12</w:t>
       </w:r>
     </w:p>
     <w:bookmarkStart w:id="26" w:name="complete-these-tasks-first"/>
@@ -300,7 +316,23 @@
         </w:numPr>
       </w:pPr>
       <w:r>
-        <w:t xml:space="preserve">Download and install GitHub Desktop from</w:t>
+        <w:t xml:space="preserve">Download and install</w:t>
+      </w:r>
+      <w:r>
+        <w:t xml:space="preserve"> </w:t>
+      </w:r>
+      <w:r>
+        <w:rPr>
+          <w:b/>
+          <w:bCs/>
+        </w:rPr>
+        <w:t xml:space="preserve">GitHub Desktop</w:t>
+      </w:r>
+      <w:r>
+        <w:t xml:space="preserve"> </w:t>
+      </w:r>
+      <w:r>
+        <w:t xml:space="preserve">from</w:t>
       </w:r>
       <w:r>
         <w:t xml:space="preserve"> </w:t>

--- a/index.docx
+++ b/index.docx
@@ -22,6 +22,40 @@
       <w:pPr>
         <w:pStyle w:val="Date"/>
       </w:pPr>
+      <w:r>
+        <w:t xml:space="preserve">2026-04-12</w:t>
+      </w:r>
+    </w:p>
+    <w:p>
+      <w:pPr>
+        <w:pStyle w:val="FirstParagraph"/>
+      </w:pPr>
+      <w:r>
+        <w:rPr>
+          <w:b/>
+          <w:bCs/>
+        </w:rPr>
+        <w:t xml:space="preserve">Author:</w:t>
+      </w:r>
+      <w:r>
+        <w:t xml:space="preserve"> </w:t>
+      </w:r>
+      <w:r>
+        <w:t xml:space="preserve">Penelope Pooler Eisenbies</w:t>
+      </w:r>
+      <w:r>
+        <w:br/>
+      </w:r>
+      <w:r>
+        <w:rPr>
+          <w:b/>
+          <w:bCs/>
+        </w:rPr>
+        <w:t xml:space="preserve">Last modified:</w:t>
+      </w:r>
+      <w:r>
+        <w:t xml:space="preserve"> </w:t>
+      </w:r>
       <w:r>
         <w:t xml:space="preserve">2026-04-12</w:t>
       </w:r>

--- a/index.docx
+++ b/index.docx
@@ -22,40 +22,6 @@
       <w:pPr>
         <w:pStyle w:val="Date"/>
       </w:pPr>
-      <w:r>
-        <w:t xml:space="preserve">2026-04-12</w:t>
-      </w:r>
-    </w:p>
-    <w:p>
-      <w:pPr>
-        <w:pStyle w:val="FirstParagraph"/>
-      </w:pPr>
-      <w:r>
-        <w:rPr>
-          <w:b/>
-          <w:bCs/>
-        </w:rPr>
-        <w:t xml:space="preserve">Author:</w:t>
-      </w:r>
-      <w:r>
-        <w:t xml:space="preserve"> </w:t>
-      </w:r>
-      <w:r>
-        <w:t xml:space="preserve">Penelope Pooler Eisenbies</w:t>
-      </w:r>
-      <w:r>
-        <w:br/>
-      </w:r>
-      <w:r>
-        <w:rPr>
-          <w:b/>
-          <w:bCs/>
-        </w:rPr>
-        <w:t xml:space="preserve">Last modified:</w:t>
-      </w:r>
-      <w:r>
-        <w:t xml:space="preserve"> </w:t>
-      </w:r>
       <w:r>
         <w:t xml:space="preserve">2026-04-12</w:t>
       </w:r>

--- a/index.docx
+++ b/index.docx
@@ -23,7 +23,7 @@
         <w:pStyle w:val="Date"/>
       </w:pPr>
       <w:r>
-        <w:t xml:space="preserve">2026-04-12</w:t>
+        <w:t xml:space="preserve">2026-04-13</w:t>
       </w:r>
     </w:p>
     <w:bookmarkStart w:id="26" w:name="complete-these-tasks-first"/>
@@ -2818,19 +2818,52 @@
               </w:numPr>
             </w:pPr>
             <w:r>
-              <w:t xml:space="preserve">You can watch the progress in action by clicking Actions →</w:t>
+              <w:t xml:space="preserve">You can watch the progress in action by clicking</w:t>
             </w:r>
             <w:r>
               <w:t xml:space="preserve"> </w:t>
             </w:r>
             <w:r>
-              <w:t xml:space="preserve">‘init commit’</w:t>
+              <w:rPr>
+                <w:b/>
+                <w:bCs/>
+              </w:rPr>
+              <w:t xml:space="preserve">Actions</w:t>
             </w:r>
             <w:r>
               <w:t xml:space="preserve"> </w:t>
             </w:r>
             <w:r>
-              <w:t xml:space="preserve">→ build-deploy.</w:t>
+              <w:t xml:space="preserve">→</w:t>
+            </w:r>
+            <w:r>
+              <w:t xml:space="preserve"> </w:t>
+            </w:r>
+            <w:r>
+              <w:rPr>
+                <w:b/>
+                <w:bCs/>
+              </w:rPr>
+              <w:t xml:space="preserve">init commit</w:t>
+            </w:r>
+            <w:r>
+              <w:t xml:space="preserve"> </w:t>
+            </w:r>
+            <w:r>
+              <w:t xml:space="preserve">→</w:t>
+            </w:r>
+            <w:r>
+              <w:t xml:space="preserve"> </w:t>
+            </w:r>
+            <w:r>
+              <w:rPr>
+                <w:b/>
+                <w:bCs/>
+              </w:rPr>
+              <w:t xml:space="preserve">build-deploy</w:t>
+            </w:r>
+            <w:r>
+              <w:t xml:space="preserve">.</w:t>
             </w:r>
           </w:p>
           <w:p>
@@ -2842,7 +2875,39 @@
               </w:numPr>
             </w:pPr>
             <w:r>
-              <w:t xml:space="preserve">When build-deploy is done, ’pages build and deployment will rerun automatically.</w:t>
+              <w:t xml:space="preserve">When</w:t>
+            </w:r>
+            <w:r>
+              <w:t xml:space="preserve"> </w:t>
+            </w:r>
+            <w:r>
+              <w:rPr>
+                <w:b/>
+                <w:bCs/>
+              </w:rPr>
+              <w:t xml:space="preserve">build-deploy</w:t>
+            </w:r>
+            <w:r>
+              <w:t xml:space="preserve"> </w:t>
+            </w:r>
+            <w:r>
+              <w:t xml:space="preserve">is done,</w:t>
+            </w:r>
+            <w:r>
+              <w:t xml:space="preserve"> </w:t>
+            </w:r>
+            <w:r>
+              <w:rPr>
+                <w:b/>
+                <w:bCs/>
+              </w:rPr>
+              <w:t xml:space="preserve">pages build and deployment</w:t>
+            </w:r>
+            <w:r>
+              <w:t xml:space="preserve"> </w:t>
+            </w:r>
+            <w:r>
+              <w:t xml:space="preserve">will rerun automatically.</w:t>
             </w:r>
           </w:p>
           <w:p/>
@@ -2895,35 +2960,66 @@
           </wp:inline>
         </w:drawing>
       </w:r>
-      <w:r>
-        <w:t xml:space="preserve"> </w:t>
-      </w:r>
-      <w:r>
-        <w:t xml:space="preserve">::: callout</w:t>
-      </w:r>
-      <w:r>
-        <w:t xml:space="preserve"> </w:t>
-      </w:r>
-      <w:r>
-        <w:t xml:space="preserve">### SUCCESS!</w:t>
-      </w:r>
-      <w:r>
-        <w:t xml:space="preserve"> </w:t>
-      </w:r>
-      <w:r>
-        <w:rPr>
-          <w:b/>
-          <w:bCs/>
-        </w:rPr>
-        <w:t xml:space="preserve">Your Quarto website is now live on GitHub Pages.</w:t>
-      </w:r>
-      <w:r>
-        <w:t xml:space="preserve"> </w:t>
-      </w:r>
-      <w:r>
-        <w:t xml:space="preserve">:::</w:t>
-      </w:r>
-    </w:p>
+    </w:p>
+    <w:tbl>
+      <w:tblPr>
+        <w:tblStyle w:val="Table"/>
+        <w:tblInd w:w="164" w:type="dxa"/>
+        <w:tblBorders>
+          <w:left w:val="single" w:sz="24" w:space="0" w:color="909090"/>
+        </w:tblBorders>
+        <w:tblCellMar>
+          <w:left w:w="0" w:type="dxa"/>
+          <w:right w:w="0" w:type="dxa"/>
+        </w:tblCellMar>
+        <w:tblLook w:firstRow="0" w:lastRow="0" w:firstColumn="0" w:lastColumn="0" w:noHBand="0" w:noVBand="0" w:val="0000"/>
+      </w:tblPr>
+      <w:tblGrid>
+        <w:gridCol w:w="7920"/>
+      </w:tblGrid>
+      <w:tr>
+        <w:trPr>
+          <w:cantSplit/>
+        </w:trPr>
+        <w:tc>
+          <w:tcPr>
+            <w:tcMar>
+              <w:left w:w="144" w:type="dxa"/>
+            </w:tcMar>
+          </w:tcPr>
+          <w:p>
+            <w:pPr>
+              <w:pStyle w:val="BodyText"/>
+            </w:pPr>
+            <w:pPr>
+              <w:spacing w:before="16" w:after="64"/>
+            </w:pPr>
+            <w:r>
+              <w:rPr>
+                <w:b/>
+                <w:bCs/>
+              </w:rPr>
+              <w:t xml:space="preserve">SUCCESS!</w:t>
+            </w:r>
+          </w:p>
+          <w:p>
+            <w:pPr>
+              <w:pStyle w:val="BodyText"/>
+            </w:pPr>
+            <w:pPr>
+              <w:spacing w:before="16" w:after="16"/>
+            </w:pPr>
+            <w:r>
+              <w:rPr>
+                <w:b/>
+                <w:bCs/>
+              </w:rPr>
+              <w:t xml:space="preserve">Your Quarto website is now live on GitHub Pages.</w:t>
+            </w:r>
+          </w:p>
+        </w:tc>
+      </w:tr>
+    </w:tbl>
     <w:bookmarkEnd w:id="57"/>
     <w:bookmarkStart w:id="61" w:name="finding-your-website"/>
     <w:p>

--- a/index.docx
+++ b/index.docx
@@ -670,6 +670,7 @@
           </w:tcPr>
           <w:p>
             <w:pPr>
+              <w:pStyle w:val="Compact"/>
               <w:numPr>
                 <w:ilvl w:val="0"/>
                 <w:numId w:val="1008"/>
@@ -691,17 +692,35 @@
           </w:p>
           <w:p>
             <w:pPr>
+              <w:pStyle w:val="Compact"/>
               <w:numPr>
                 <w:ilvl w:val="0"/>
                 <w:numId w:val="1008"/>
               </w:numPr>
             </w:pPr>
             <w:r>
-              <w:t xml:space="preserve">Despite the statement above, I have been able to sign-in with a password.</w:t>
+              <w:t xml:space="preserve">Despite the statement above,</w:t>
+            </w:r>
+            <w:r>
+              <w:t xml:space="preserve"> </w:t>
+            </w:r>
+            <w:r>
+              <w:rPr>
+                <w:b/>
+                <w:bCs/>
+              </w:rPr>
+              <w:t xml:space="preserve">I have been able to sign-in with a password</w:t>
+            </w:r>
+            <w:r>
+              <w:t xml:space="preserve"> </w:t>
+            </w:r>
+            <w:r>
+              <w:t xml:space="preserve">using the Google Browser.</w:t>
             </w:r>
           </w:p>
           <w:p>
             <w:pPr>
+              <w:pStyle w:val="Compact"/>
               <w:numPr>
                 <w:ilvl w:val="0"/>
                 <w:numId w:val="1008"/>
@@ -710,16 +729,20 @@
             <w:r>
               <w:t xml:space="preserve">I recommend saving the PAT as a precaution and keeping it handy.</w:t>
             </w:r>
+            <w:r>
+              <w:br/>
+            </w:r>
           </w:p>
           <w:p>
             <w:pPr>
+              <w:pStyle w:val="Compact"/>
               <w:numPr>
                 <w:ilvl w:val="0"/>
                 <w:numId w:val="1008"/>
               </w:numPr>
             </w:pPr>
             <w:r>
-              <w:t xml:space="preserve">I did not need my PAT when I added a new GitHub account to my GitHub Desktop but you might.</w:t>
+              <w:t xml:space="preserve">I did not need my PAT when I added a new GitHub account to my GitHub Desktop, but you might.</w:t>
             </w:r>
           </w:p>
           <w:p/>

--- a/index.docx
+++ b/index.docx
@@ -1909,7 +1909,20 @@
         </w:numPr>
       </w:pPr>
       <w:r>
-        <w:t xml:space="preserve">If you see a message like the one in this screenshot, at the top for any packages, click install.</w:t>
+        <w:t xml:space="preserve">If you see a message like the one in this screenshot,</w:t>
+      </w:r>
+      <w:r>
+        <w:t xml:space="preserve"> </w:t>
+      </w:r>
+      <w:r>
+        <w:rPr>
+          <w:b/>
+          <w:bCs/>
+        </w:rPr>
+        <w:t xml:space="preserve">for any packages</w:t>
+      </w:r>
+      <w:r>
+        <w:t xml:space="preserve">, click install.</w:t>
       </w:r>
       <w:r>
         <w:br/>
